--- a/Layouts/HRJobVacancyReport.docx
+++ b/Layouts/HRJobVacancyReport.docx
@@ -51,4 +51,43 @@
      < / H R _ J o b s s >   
  < / N a v W o r d R e p o r t X m l P a r t > 
+</file>
+
+<file path=customXml/item2.xml>��< ? x m l   v e r s i o n = " 1 . 0 "   e n c o d i n g = " u t f - 1 6 " ? > + 
+ < N a v W o r d R e p o r t X m l P a r t   x m l n s = " u r n : m i c r o s o f t - d y n a m i c s - b u s i n e s s c e n t r a l / i n t e r n a l / e x t e n d e d / r e p o r t s / H R _ J o b _ V a c a n c y _ R e p o r t / 8 0 0 1 8 / " > + 
+     < T o o l t i p s   / > + 
+     < H R _ J o b s s   E l e m e n t T y p e = " D a t a I t e m "   E l e m e n t I d = " 1 4 2 0 5 8 3 3 7 7 " > + 
+         < A d d r e s s 2   E l e m e n t T y p e = " C o l u m n "   E l e m e n t I d = " 1 9 6 8 1 1 8 2 9 5 "   D a t a T y p e = " T e x t " > A d d r e s s 2 < / A d d r e s s 2 > + 
+         < C o m p a n y A d d r e s s   E l e m e n t T y p e = " C o l u m n "   E l e m e n t I d = " 1 0 1 8 8 7 5 7 4 0 "   D a t a T y p e = " T e x t " > C o m p a n y A d d r e s s < / C o m p a n y A d d r e s s > + 
+         < C o m p a n y C i t y   E l e m e n t T y p e = " C o l u m n "   E l e m e n t I d = " 6 1 1 7 9 7 7 9 5 "   D a t a T y p e = " T e x t " > C o m p a n y C i t y < / C o m p a n y C i t y > + 
+         < C o m p a n y L o g o   E l e m e n t T y p e = " C o l u m n "   E l e m e n t I d = " 2 3 7 6 9 1 5 1 "   D a t a T y p e = " B l o b "   / > + 
+         < C o m p a n y M a i l   E l e m e n t T y p e = " C o l u m n "   E l e m e n t I d = " 1 5 0 4 6 2 9 3 6 5 "   D a t a T y p e = " T e x t " > C o m p a n y M a i l < / C o m p a n y M a i l > + 
+         < C o m p a n y P h o n e N o   E l e m e n t T y p e = " C o l u m n "   E l e m e n t I d = " 2 5 0 4 4 0 6 5 5 "   D a t a T y p e = " T e x t " > C o m p a n y P h o n e N o < / C o m p a n y P h o n e N o > + 
+         < C o m p a n y P o s t C o d e   E l e m e n t T y p e = " C o l u m n "   E l e m e n t I d = " 9 3 7 8 4 4 0 2 3 "   D a t a T y p e = " C o d e " > C o m p a n y P o s t C o d e < / C o m p a n y P o s t C o d e > + 
+         < C o m p a n y R e g i o n C o u n t r y   E l e m e n t T y p e = " C o l u m n "   E l e m e n t I d = " 4 0 4 9 0 3 6 9 8 "   D a t a T y p e = " C o d e " > C o m p a n y R e g i o n C o u n t r y < / C o m p a n y R e g i o n C o u n t r y > + 
+         < H o m e P a g e   E l e m e n t T y p e = " C o l u m n "   E l e m e n t I d = " 1 6 0 5 0 2 1 2 7 1 "   D a t a T y p e = " T e x t " > H o m e P a g e < / H o m e P a g e > + 
+         < J o b D e s c r i p t i o n   E l e m e n t T y p e = " C o l u m n "   E l e m e n t I d = " 5 4 2 2 8 9 6 0 4 "   D a t a T y p e = " T e x t " > J o b D e s c r i p t i o n < / J o b D e s c r i p t i o n > + 
+         < N o O f P o s t s   E l e m e n t T y p e = " C o l u m n "   E l e m e n t I d = " 1 8 2 7 1 3 5 8 5 0 "   D a t a T y p e = " I n t e g e r " > N o O f P o s t s < / N o O f P o s t s > + 
+         < O c c u p i e d P o s i t i o n s   E l e m e n t T y p e = " C o l u m n "   E l e m e n t I d = " 1 6 1 5 2 7 8 1 8 7 "   D a t a T y p e = " I n t e g e r " > O c c u p i e d P o s i t i o n s < / O c c u p i e d P o s i t i o n s > + 
+         < V a c a n t P o s i t i o n s   E l e m e n t T y p e = " C o l u m n "   E l e m e n t I d = " 1 1 4 0 6 8 4 4 7 2 "   D a t a T y p e = " D e c i m a l " > V a c a n t P o s i t i o n s < / V a c a n t P o s i t i o n s > + 
+     < / H R _ J o b s s > + 
+ < / N a v W o r d R e p o r t X m l P a r t > 
 </file>